--- a/MiniProject/HN_KS24_CNTT2_IT203B_Session_05/BÁO CÁO MINI PROJECT-SS5.docx
+++ b/MiniProject/HN_KS24_CNTT2_IT203B_Session_05/BÁO CÁO MINI PROJECT-SS5.docx
@@ -430,8 +430,6 @@
         </w:rPr>
         <w:t>Món ăn (MenuItem)</w:t>
       </w:r>
-      <w:bookmarkStart w:id="0" w:name="_GoBack"/>
-      <w:bookmarkEnd w:id="0"/>
     </w:p>
     <w:p>
       <w:pPr>
@@ -2755,23 +2753,8 @@
           <w:szCs w:val="24"/>
           <w:lang w:val="en-US" w:eastAsia="zh-CN" w:bidi="ar"/>
         </w:rPr>
-        <w:t>trycatchfinally</w:t>
-      </w:r>
-    </w:p>
-    <w:p>
-      <w:pPr>
-        <w:pStyle w:val="9"/>
-        <w:keepNext w:val="0"/>
-        <w:keepLines w:val="0"/>
-        <w:widowControl/>
-        <w:suppressLineNumbers w:val="0"/>
-        <w:spacing w:line="360" w:lineRule="auto"/>
-        <w:rPr>
-          <w:rFonts w:hint="default" w:ascii="Times New Roman" w:hAnsi="Times New Roman" w:cs="Times New Roman"/>
-          <w:sz w:val="24"/>
-          <w:szCs w:val="24"/>
-        </w:rPr>
-      </w:pPr>
+        <w:t xml:space="preserve">Trycatchfinally </w:t>
+      </w:r>
       <w:r>
         <w:rPr>
           <w:rFonts w:hint="default" w:ascii="Times New Roman" w:hAnsi="Times New Roman" w:cs="Times New Roman"/>
@@ -3086,78 +3069,7 @@
           <w:rFonts w:hint="default" w:ascii="Times New Roman" w:hAnsi="Times New Roman" w:cs="Times New Roman"/>
           <w:sz w:val="24"/>
           <w:szCs w:val="24"/>
-        </w:rPr>
-      </w:pPr>
-      <w:r>
-        <w:rPr>
-          <w:rFonts w:hint="default" w:ascii="Times New Roman" w:hAnsi="Times New Roman" w:cs="Times New Roman"/>
-          <w:sz w:val="24"/>
-          <w:szCs w:val="24"/>
-        </w:rPr>
-        <w:t>Thiết kế các lớp trong chương trình</w:t>
-      </w:r>
-    </w:p>
-    <w:p>
-      <w:pPr>
-        <w:pStyle w:val="9"/>
-        <w:keepNext w:val="0"/>
-        <w:keepLines w:val="0"/>
-        <w:widowControl/>
-        <w:suppressLineNumbers w:val="0"/>
-        <w:spacing w:line="360" w:lineRule="auto"/>
-        <w:ind w:left="720"/>
-        <w:rPr>
-          <w:rFonts w:hint="default" w:ascii="Times New Roman" w:hAnsi="Times New Roman" w:cs="Times New Roman"/>
-          <w:sz w:val="24"/>
-          <w:szCs w:val="24"/>
-        </w:rPr>
-      </w:pPr>
-      <w:r>
-        <w:rPr>
-          <w:rFonts w:hint="default" w:ascii="Times New Roman" w:hAnsi="Times New Roman" w:cs="Times New Roman"/>
-          <w:sz w:val="24"/>
-          <w:szCs w:val="24"/>
-        </w:rPr>
-        <w:t>Cài đặt các chức năng quản lý món ăn</w:t>
-      </w:r>
-    </w:p>
-    <w:p>
-      <w:pPr>
-        <w:pStyle w:val="9"/>
-        <w:keepNext w:val="0"/>
-        <w:keepLines w:val="0"/>
-        <w:widowControl/>
-        <w:suppressLineNumbers w:val="0"/>
-        <w:spacing w:line="360" w:lineRule="auto"/>
-        <w:ind w:left="720"/>
-        <w:rPr>
-          <w:rFonts w:hint="default" w:ascii="Times New Roman" w:hAnsi="Times New Roman" w:cs="Times New Roman"/>
-          <w:sz w:val="24"/>
-          <w:szCs w:val="24"/>
-        </w:rPr>
-      </w:pPr>
-      <w:r>
-        <w:rPr>
-          <w:rFonts w:hint="default" w:ascii="Times New Roman" w:hAnsi="Times New Roman" w:cs="Times New Roman"/>
-          <w:sz w:val="24"/>
-          <w:szCs w:val="24"/>
-        </w:rPr>
-        <w:t>Cài đặt xử lý đơn hàng</w:t>
-      </w:r>
-    </w:p>
-    <w:p>
-      <w:pPr>
-        <w:pStyle w:val="9"/>
-        <w:keepNext w:val="0"/>
-        <w:keepLines w:val="0"/>
-        <w:widowControl/>
-        <w:suppressLineNumbers w:val="0"/>
-        <w:spacing w:line="360" w:lineRule="auto"/>
-        <w:ind w:left="720"/>
-        <w:rPr>
-          <w:rFonts w:hint="default" w:ascii="Times New Roman" w:hAnsi="Times New Roman" w:cs="Times New Roman"/>
-          <w:sz w:val="24"/>
-          <w:szCs w:val="24"/>
+          <w:lang w:val="en-US"/>
         </w:rPr>
       </w:pPr>
       <w:r>
@@ -3168,29 +3080,14 @@
         </w:rPr>
         <w:t>Viết các thuật toán thống kê</w:t>
       </w:r>
-    </w:p>
-    <w:p>
-      <w:pPr>
-        <w:pStyle w:val="9"/>
-        <w:keepNext w:val="0"/>
-        <w:keepLines w:val="0"/>
-        <w:widowControl/>
-        <w:suppressLineNumbers w:val="0"/>
-        <w:spacing w:line="360" w:lineRule="auto"/>
-        <w:ind w:left="720"/>
-        <w:rPr>
-          <w:rFonts w:hint="default" w:ascii="Times New Roman" w:hAnsi="Times New Roman" w:cs="Times New Roman"/>
-          <w:sz w:val="24"/>
-          <w:szCs w:val="24"/>
-        </w:rPr>
-      </w:pPr>
-      <w:r>
-        <w:rPr>
-          <w:rFonts w:hint="default" w:ascii="Times New Roman" w:hAnsi="Times New Roman" w:cs="Times New Roman"/>
-          <w:sz w:val="24"/>
-          <w:szCs w:val="24"/>
-        </w:rPr>
-        <w:t>Kiểm thử và sửa lỗi chương trình</w:t>
+      <w:r>
+        <w:rPr>
+          <w:rFonts w:hint="default" w:ascii="Times New Roman" w:hAnsi="Times New Roman" w:cs="Times New Roman"/>
+          <w:sz w:val="24"/>
+          <w:szCs w:val="24"/>
+          <w:lang w:val="en-US"/>
+        </w:rPr>
+        <w:t xml:space="preserve"> doanh thu, top sản phẩm bán chạy</w:t>
       </w:r>
     </w:p>
     <w:p>
@@ -3422,6 +3319,35 @@
         </w:rPr>
         <w:t>III. KẾT QUẢ ĐẠT ĐƯỢC</w:t>
       </w:r>
+    </w:p>
+    <w:p>
+      <w:pPr>
+        <w:rPr>
+          <w:rFonts w:hint="default"/>
+          <w:lang w:val="en-US"/>
+        </w:rPr>
+      </w:pPr>
+      <w:r>
+        <w:rPr>
+          <w:rFonts w:hint="default" w:ascii="Times New Roman" w:hAnsi="Times New Roman" w:cs="Times New Roman"/>
+          <w:sz w:val="24"/>
+          <w:szCs w:val="24"/>
+          <w:lang w:val="en-US"/>
+        </w:rPr>
+        <w:t xml:space="preserve">Link dự án: </w:t>
+      </w:r>
+      <w:r>
+        <w:rPr>
+          <w:rFonts w:hint="default" w:ascii="Times New Roman" w:hAnsi="Times New Roman"/>
+          <w:color w:val="0000FF"/>
+          <w:sz w:val="24"/>
+          <w:szCs w:val="24"/>
+          <w:lang w:val="en-US"/>
+        </w:rPr>
+        <w:t>https://github.com/HoHieuThanh/JavaAdvanced/tree/main/MiniProject/HN_KS24_CNTT2_IT203B_Session_05</w:t>
+      </w:r>
+      <w:bookmarkStart w:id="0" w:name="_GoBack"/>
+      <w:bookmarkEnd w:id="0"/>
     </w:p>
     <w:p>
       <w:pPr>
